--- a/12_ChoixSyntheseCorrecteur/01_BGR-300_12_ChoixSyntheseCorrecteur_Boule.docx
+++ b/12_ChoixSyntheseCorrecteur/01_BGR-300_12_ChoixSyntheseCorrecteur_Boule.docx
@@ -1,6 +1,6 @@
 
 <file path=word/document.xml><?xml version="1.0" encoding="utf-8"?>
-<w:document xmlns:wpc="http://schemas.microsoft.com/office/word/2010/wordprocessingCanvas" xmlns:cx="http://schemas.microsoft.com/office/drawing/2014/chartex" xmlns:cx1="http://schemas.microsoft.com/office/drawing/2015/9/8/chartex" xmlns:cx2="http://schemas.microsoft.com/office/drawing/2015/10/21/chartex" xmlns:cx3="http://schemas.microsoft.com/office/drawing/2016/5/9/chartex" xmlns:cx4="http://schemas.microsoft.com/office/drawing/2016/5/10/chartex" xmlns:cx5="http://schemas.microsoft.com/office/drawing/2016/5/11/chartex" xmlns:cx6="http://schemas.microsoft.com/office/drawing/2016/5/12/chartex" xmlns:cx7="http://schemas.microsoft.com/office/drawing/2016/5/13/chartex" xmlns:cx8="http://schemas.microsoft.com/office/drawing/2016/5/14/chartex" xmlns:mc="http://schemas.openxmlformats.org/markup-compatibility/2006" xmlns:aink="http://schemas.microsoft.com/office/drawing/2016/ink" xmlns:am3d="http://schemas.microsoft.com/office/drawing/2017/model3d" xmlns:o="urn:schemas-microsoft-com:office:office" xmlns:oel="http://schemas.microsoft.com/office/2019/extlst" xmlns:r="http://schemas.openxmlformats.org/officeDocument/2006/relationships" xmlns:m="http://schemas.openxmlformats.org/officeDocument/2006/math" xmlns:v="urn:schemas-microsoft-com:vml" xmlns:wp14="http://schemas.microsoft.com/office/word/2010/wordprocessingDrawing" xmlns:wp="http://schemas.openxmlformats.org/drawingml/2006/wordprocessingDrawing" xmlns:w10="urn:schemas-microsoft-com:office:word" xmlns:w="http://schemas.openxmlformats.org/wordprocessingml/2006/main" xmlns:w14="http://schemas.microsoft.com/office/word/2010/wordml" xmlns:w15="http://schemas.microsoft.com/office/word/2012/wordml" xmlns:w16cex="http://schemas.microsoft.com/office/word/2018/wordml/cex" xmlns:w16cid="http://schemas.microsoft.com/office/word/2016/wordml/cid" xmlns:w16="http://schemas.microsoft.com/office/word/2018/wordml" xmlns:w16du="http://schemas.microsoft.com/office/word/2023/wordml/word16du" xmlns:w16sdtdh="http://schemas.microsoft.com/office/word/2020/wordml/sdtdatahash" xmlns:w16se="http://schemas.microsoft.com/office/word/2015/wordml/symex" xmlns:wpg="http://schemas.microsoft.com/office/word/2010/wordprocessingGroup" xmlns:wpi="http://schemas.microsoft.com/office/word/2010/wordprocessingInk" xmlns:wne="http://schemas.microsoft.com/office/word/2006/wordml" xmlns:wps="http://schemas.microsoft.com/office/word/2010/wordprocessingShape" mc:Ignorable="w14 w15 w16se w16cid w16 w16cex w16sdtdh w16du wp14">
+<w:document xmlns:wpc="http://schemas.microsoft.com/office/word/2010/wordprocessingCanvas" xmlns:cx="http://schemas.microsoft.com/office/drawing/2014/chartex" xmlns:cx1="http://schemas.microsoft.com/office/drawing/2015/9/8/chartex" xmlns:cx2="http://schemas.microsoft.com/office/drawing/2015/10/21/chartex" xmlns:cx3="http://schemas.microsoft.com/office/drawing/2016/5/9/chartex" xmlns:cx4="http://schemas.microsoft.com/office/drawing/2016/5/10/chartex" xmlns:cx5="http://schemas.microsoft.com/office/drawing/2016/5/11/chartex" xmlns:cx6="http://schemas.microsoft.com/office/drawing/2016/5/12/chartex" xmlns:cx7="http://schemas.microsoft.com/office/drawing/2016/5/13/chartex" xmlns:cx8="http://schemas.microsoft.com/office/drawing/2016/5/14/chartex" xmlns:mc="http://schemas.openxmlformats.org/markup-compatibility/2006" xmlns:aink="http://schemas.microsoft.com/office/drawing/2016/ink" xmlns:am3d="http://schemas.microsoft.com/office/drawing/2017/model3d" xmlns:o="urn:schemas-microsoft-com:office:office" xmlns:oel="http://schemas.microsoft.com/office/2019/extlst" xmlns:r="http://schemas.openxmlformats.org/officeDocument/2006/relationships" xmlns:m="http://schemas.openxmlformats.org/officeDocument/2006/math" xmlns:v="urn:schemas-microsoft-com:vml" xmlns:wp14="http://schemas.microsoft.com/office/word/2010/wordprocessingDrawing" xmlns:wp="http://schemas.openxmlformats.org/drawingml/2006/wordprocessingDrawing" xmlns:w10="urn:schemas-microsoft-com:office:word" xmlns:w="http://schemas.openxmlformats.org/wordprocessingml/2006/main" xmlns:w14="http://schemas.microsoft.com/office/word/2010/wordml" xmlns:w15="http://schemas.microsoft.com/office/word/2012/wordml" xmlns:w16cex="http://schemas.microsoft.com/office/word/2018/wordml/cex" xmlns:w16cid="http://schemas.microsoft.com/office/word/2016/wordml/cid" xmlns:w16="http://schemas.microsoft.com/office/word/2018/wordml" xmlns:w16du="http://schemas.microsoft.com/office/word/2023/wordml/word16du" xmlns:w16sdtdh="http://schemas.microsoft.com/office/word/2020/wordml/sdtdatahash" xmlns:w16sdtfl="http://schemas.microsoft.com/office/word/2024/wordml/sdtformatlock" xmlns:w16se="http://schemas.microsoft.com/office/word/2015/wordml/symex" xmlns:wpg="http://schemas.microsoft.com/office/word/2010/wordprocessingGroup" xmlns:wpi="http://schemas.microsoft.com/office/word/2010/wordprocessingInk" xmlns:wne="http://schemas.microsoft.com/office/word/2006/wordml" xmlns:wps="http://schemas.microsoft.com/office/word/2010/wordprocessingShape" mc:Ignorable="w14 w15 w16se w16cid w16 w16cex w16sdtdh w16sdtfl w16du wp14">
   <w:body>
     <w:p>
       <w:pPr>
@@ -367,7 +367,6 @@
                 <w:ilvl w:val="0"/>
                 <w:numId w:val="10"/>
               </w:numPr>
-              <w:jc w:val="left"/>
               <w:rPr>
                 <w:rFonts w:asciiTheme="minorHAnsi" w:hAnsiTheme="minorHAnsi"/>
                 <w:b w:val="0"/>
@@ -436,7 +435,6 @@
                 <w:ilvl w:val="0"/>
                 <w:numId w:val="10"/>
               </w:numPr>
-              <w:jc w:val="left"/>
               <w:rPr>
                 <w:rFonts w:asciiTheme="minorHAnsi" w:hAnsiTheme="minorHAnsi"/>
                 <w:b w:val="0"/>
@@ -460,7 +458,6 @@
                 <w:ilvl w:val="0"/>
                 <w:numId w:val="10"/>
               </w:numPr>
-              <w:jc w:val="left"/>
               <w:rPr>
                 <w:rFonts w:asciiTheme="minorHAnsi" w:hAnsiTheme="minorHAnsi"/>
                 <w:b w:val="0"/>
@@ -484,7 +481,6 @@
                 <w:ilvl w:val="0"/>
                 <w:numId w:val="10"/>
               </w:numPr>
-              <w:jc w:val="left"/>
               <w:rPr>
                 <w:rFonts w:asciiTheme="minorHAnsi" w:hAnsiTheme="minorHAnsi"/>
                 <w:b w:val="0"/>
@@ -567,7 +563,6 @@
           <w:p>
             <w:pPr>
               <w:spacing w:line="240" w:lineRule="auto"/>
-              <w:jc w:val="left"/>
               <w:rPr>
                 <w:rFonts w:ascii="Tw Cen MT" w:hAnsi="Tw Cen MT"/>
                 <w:b/>
@@ -605,7 +600,6 @@
                 <w:numId w:val="0"/>
               </w:numPr>
               <w:ind w:left="1474" w:hanging="1474"/>
-              <w:jc w:val="left"/>
               <w:rPr>
                 <w:rFonts w:asciiTheme="minorHAnsi" w:hAnsiTheme="minorHAnsi"/>
                 <w:b w:val="0"/>
@@ -743,7 +737,6 @@
                 <w:ilvl w:val="0"/>
                 <w:numId w:val="10"/>
               </w:numPr>
-              <w:jc w:val="left"/>
               <w:rPr>
                 <w:rFonts w:asciiTheme="minorHAnsi" w:hAnsiTheme="minorHAnsi"/>
                 <w:b w:val="0"/>
@@ -767,7 +760,6 @@
                 <w:ilvl w:val="0"/>
                 <w:numId w:val="10"/>
               </w:numPr>
-              <w:jc w:val="left"/>
               <w:rPr>
                 <w:rFonts w:asciiTheme="minorHAnsi" w:hAnsiTheme="minorHAnsi"/>
                 <w:b w:val="0"/>
@@ -834,7 +826,6 @@
                 <w:ilvl w:val="0"/>
                 <w:numId w:val="10"/>
               </w:numPr>
-              <w:jc w:val="left"/>
               <w:rPr>
                 <w:rFonts w:asciiTheme="minorHAnsi" w:hAnsiTheme="minorHAnsi"/>
                 <w:b w:val="0"/>
@@ -859,7 +850,6 @@
                 <w:numId w:val="0"/>
               </w:numPr>
               <w:ind w:left="1474" w:hanging="1474"/>
-              <w:jc w:val="left"/>
               <w:rPr>
                 <w:rFonts w:asciiTheme="minorHAnsi" w:hAnsiTheme="minorHAnsi"/>
                 <w:b w:val="0"/>
@@ -874,7 +864,6 @@
                 <w:ilvl w:val="0"/>
                 <w:numId w:val="0"/>
               </w:numPr>
-              <w:jc w:val="left"/>
               <w:rPr>
                 <w:rFonts w:asciiTheme="minorHAnsi" w:hAnsiTheme="minorHAnsi"/>
                 <w:b w:val="0"/>
@@ -1257,6 +1246,9 @@
                     </m:den>
                   </m:f>
                   <m:r>
+                    <m:rPr>
+                      <m:sty m:val="bi"/>
+                    </m:rPr>
                     <w:rPr>
                       <w:rFonts w:ascii="Cambria Math" w:hAnsi="Cambria Math"/>
                       <w:lang w:val="fr-FR"/>
@@ -1351,7 +1343,6 @@
                 <w:ilvl w:val="0"/>
                 <w:numId w:val="10"/>
               </w:numPr>
-              <w:jc w:val="left"/>
               <w:rPr>
                 <w:rFonts w:asciiTheme="minorHAnsi" w:hAnsiTheme="minorHAnsi"/>
                 <w:b w:val="0"/>
@@ -1534,7 +1525,6 @@
                 <w:ilvl w:val="0"/>
                 <w:numId w:val="10"/>
               </w:numPr>
-              <w:jc w:val="left"/>
               <w:rPr>
                 <w:rFonts w:asciiTheme="minorHAnsi" w:hAnsiTheme="minorHAnsi"/>
                 <w:b w:val="0"/>
@@ -1724,7 +1714,6 @@
                 <w:numId w:val="0"/>
               </w:numPr>
               <w:ind w:left="1474" w:hanging="1474"/>
-              <w:jc w:val="left"/>
               <w:rPr>
                 <w:rFonts w:asciiTheme="minorHAnsi" w:hAnsiTheme="minorHAnsi"/>
                 <w:b w:val="0"/>
@@ -1740,7 +1729,6 @@
                 <w:ilvl w:val="0"/>
                 <w:numId w:val="0"/>
               </w:numPr>
-              <w:jc w:val="left"/>
               <w:rPr>
                 <w:rFonts w:asciiTheme="minorHAnsi" w:hAnsiTheme="minorHAnsi"/>
                 <w:b w:val="0"/>
@@ -1946,7 +1934,6 @@
                 <w:ilvl w:val="0"/>
                 <w:numId w:val="10"/>
               </w:numPr>
-              <w:jc w:val="left"/>
               <w:rPr>
                 <w:rFonts w:asciiTheme="minorHAnsi" w:hAnsiTheme="minorHAnsi"/>
                 <w:b w:val="0"/>
@@ -2346,7 +2333,6 @@
                 <w:numId w:val="0"/>
               </w:numPr>
               <w:ind w:left="1474" w:hanging="1474"/>
-              <w:jc w:val="left"/>
               <w:rPr>
                 <w:rFonts w:asciiTheme="minorHAnsi" w:hAnsiTheme="minorHAnsi"/>
                 <w:b w:val="0"/>
@@ -2380,7 +2366,6 @@
                 <w:ilvl w:val="0"/>
                 <w:numId w:val="10"/>
               </w:numPr>
-              <w:jc w:val="left"/>
               <w:rPr>
                 <w:rFonts w:asciiTheme="minorHAnsi" w:hAnsiTheme="minorHAnsi"/>
                 <w:b w:val="0"/>
@@ -2413,7 +2398,6 @@
                 <w:ilvl w:val="0"/>
                 <w:numId w:val="10"/>
               </w:numPr>
-              <w:jc w:val="left"/>
               <w:rPr>
                 <w:rFonts w:asciiTheme="minorHAnsi" w:hAnsiTheme="minorHAnsi"/>
                 <w:b w:val="0"/>
@@ -2437,7 +2421,6 @@
                 <w:ilvl w:val="0"/>
                 <w:numId w:val="10"/>
               </w:numPr>
-              <w:jc w:val="left"/>
               <w:rPr>
                 <w:rFonts w:asciiTheme="minorHAnsi" w:hAnsiTheme="minorHAnsi"/>
                 <w:b w:val="0"/>
@@ -2557,7 +2540,6 @@
                 <w:ilvl w:val="0"/>
                 <w:numId w:val="10"/>
               </w:numPr>
-              <w:jc w:val="left"/>
               <w:rPr>
                 <w:rFonts w:asciiTheme="minorHAnsi" w:hAnsiTheme="minorHAnsi"/>
                 <w:b w:val="0"/>
@@ -2581,7 +2563,6 @@
                 <w:ilvl w:val="0"/>
                 <w:numId w:val="10"/>
               </w:numPr>
-              <w:jc w:val="left"/>
               <w:rPr>
                 <w:rFonts w:asciiTheme="minorHAnsi" w:hAnsiTheme="minorHAnsi"/>
                 <w:b w:val="0"/>
@@ -2605,7 +2586,6 @@
                 <w:ilvl w:val="0"/>
                 <w:numId w:val="10"/>
               </w:numPr>
-              <w:jc w:val="left"/>
               <w:rPr>
                 <w:rFonts w:asciiTheme="minorHAnsi" w:hAnsiTheme="minorHAnsi"/>
                 <w:b w:val="0"/>
@@ -2722,7 +2702,6 @@
       </w:tr>
     </w:tbl>
     <w:p/>
-    <w:p/>
     <w:tbl>
       <w:tblPr>
         <w:tblStyle w:val="Grilledutableau"/>
@@ -2949,7 +2928,7 @@
 </file>
 
 <file path=word/endnotes.xml><?xml version="1.0" encoding="utf-8"?>
-<w:endnotes xmlns:wpc="http://schemas.microsoft.com/office/word/2010/wordprocessingCanvas" xmlns:cx="http://schemas.microsoft.com/office/drawing/2014/chartex" xmlns:cx1="http://schemas.microsoft.com/office/drawing/2015/9/8/chartex" xmlns:cx2="http://schemas.microsoft.com/office/drawing/2015/10/21/chartex" xmlns:cx3="http://schemas.microsoft.com/office/drawing/2016/5/9/chartex" xmlns:cx4="http://schemas.microsoft.com/office/drawing/2016/5/10/chartex" xmlns:cx5="http://schemas.microsoft.com/office/drawing/2016/5/11/chartex" xmlns:cx6="http://schemas.microsoft.com/office/drawing/2016/5/12/chartex" xmlns:cx7="http://schemas.microsoft.com/office/drawing/2016/5/13/chartex" xmlns:cx8="http://schemas.microsoft.com/office/drawing/2016/5/14/chartex" xmlns:mc="http://schemas.openxmlformats.org/markup-compatibility/2006" xmlns:aink="http://schemas.microsoft.com/office/drawing/2016/ink" xmlns:am3d="http://schemas.microsoft.com/office/drawing/2017/model3d" xmlns:o="urn:schemas-microsoft-com:office:office" xmlns:oel="http://schemas.microsoft.com/office/2019/extlst" xmlns:r="http://schemas.openxmlformats.org/officeDocument/2006/relationships" xmlns:m="http://schemas.openxmlformats.org/officeDocument/2006/math" xmlns:v="urn:schemas-microsoft-com:vml" xmlns:wp14="http://schemas.microsoft.com/office/word/2010/wordprocessingDrawing" xmlns:wp="http://schemas.openxmlformats.org/drawingml/2006/wordprocessingDrawing" xmlns:w10="urn:schemas-microsoft-com:office:word" xmlns:w="http://schemas.openxmlformats.org/wordprocessingml/2006/main" xmlns:w14="http://schemas.microsoft.com/office/word/2010/wordml" xmlns:w15="http://schemas.microsoft.com/office/word/2012/wordml" xmlns:w16cex="http://schemas.microsoft.com/office/word/2018/wordml/cex" xmlns:w16cid="http://schemas.microsoft.com/office/word/2016/wordml/cid" xmlns:w16="http://schemas.microsoft.com/office/word/2018/wordml" xmlns:w16du="http://schemas.microsoft.com/office/word/2023/wordml/word16du" xmlns:w16sdtdh="http://schemas.microsoft.com/office/word/2020/wordml/sdtdatahash" xmlns:w16se="http://schemas.microsoft.com/office/word/2015/wordml/symex" xmlns:wpg="http://schemas.microsoft.com/office/word/2010/wordprocessingGroup" xmlns:wpi="http://schemas.microsoft.com/office/word/2010/wordprocessingInk" xmlns:wne="http://schemas.microsoft.com/office/word/2006/wordml" xmlns:wps="http://schemas.microsoft.com/office/word/2010/wordprocessingShape" mc:Ignorable="w14 w15 w16se w16cid w16 w16cex w16sdtdh w16du wp14">
+<w:endnotes xmlns:wpc="http://schemas.microsoft.com/office/word/2010/wordprocessingCanvas" xmlns:cx="http://schemas.microsoft.com/office/drawing/2014/chartex" xmlns:cx1="http://schemas.microsoft.com/office/drawing/2015/9/8/chartex" xmlns:cx2="http://schemas.microsoft.com/office/drawing/2015/10/21/chartex" xmlns:cx3="http://schemas.microsoft.com/office/drawing/2016/5/9/chartex" xmlns:cx4="http://schemas.microsoft.com/office/drawing/2016/5/10/chartex" xmlns:cx5="http://schemas.microsoft.com/office/drawing/2016/5/11/chartex" xmlns:cx6="http://schemas.microsoft.com/office/drawing/2016/5/12/chartex" xmlns:cx7="http://schemas.microsoft.com/office/drawing/2016/5/13/chartex" xmlns:cx8="http://schemas.microsoft.com/office/drawing/2016/5/14/chartex" xmlns:mc="http://schemas.openxmlformats.org/markup-compatibility/2006" xmlns:aink="http://schemas.microsoft.com/office/drawing/2016/ink" xmlns:am3d="http://schemas.microsoft.com/office/drawing/2017/model3d" xmlns:o="urn:schemas-microsoft-com:office:office" xmlns:oel="http://schemas.microsoft.com/office/2019/extlst" xmlns:r="http://schemas.openxmlformats.org/officeDocument/2006/relationships" xmlns:m="http://schemas.openxmlformats.org/officeDocument/2006/math" xmlns:v="urn:schemas-microsoft-com:vml" xmlns:wp14="http://schemas.microsoft.com/office/word/2010/wordprocessingDrawing" xmlns:wp="http://schemas.openxmlformats.org/drawingml/2006/wordprocessingDrawing" xmlns:w10="urn:schemas-microsoft-com:office:word" xmlns:w="http://schemas.openxmlformats.org/wordprocessingml/2006/main" xmlns:w14="http://schemas.microsoft.com/office/word/2010/wordml" xmlns:w15="http://schemas.microsoft.com/office/word/2012/wordml" xmlns:w16cex="http://schemas.microsoft.com/office/word/2018/wordml/cex" xmlns:w16cid="http://schemas.microsoft.com/office/word/2016/wordml/cid" xmlns:w16="http://schemas.microsoft.com/office/word/2018/wordml" xmlns:w16du="http://schemas.microsoft.com/office/word/2023/wordml/word16du" xmlns:w16sdtdh="http://schemas.microsoft.com/office/word/2020/wordml/sdtdatahash" xmlns:w16sdtfl="http://schemas.microsoft.com/office/word/2024/wordml/sdtformatlock" xmlns:w16se="http://schemas.microsoft.com/office/word/2015/wordml/symex" xmlns:wpg="http://schemas.microsoft.com/office/word/2010/wordprocessingGroup" xmlns:wpi="http://schemas.microsoft.com/office/word/2010/wordprocessingInk" xmlns:wne="http://schemas.microsoft.com/office/word/2006/wordml" xmlns:wps="http://schemas.microsoft.com/office/word/2010/wordprocessingShape" mc:Ignorable="w14 w15 w16se w16cid w16 w16cex w16sdtdh w16sdtfl w16du wp14">
   <w:endnote w:type="separator" w:id="-1">
     <w:p>
       <w:pPr>
@@ -2974,7 +2953,7 @@
 </file>
 
 <file path=word/footer1.xml><?xml version="1.0" encoding="utf-8"?>
-<w:ftr xmlns:wpc="http://schemas.microsoft.com/office/word/2010/wordprocessingCanvas" xmlns:cx="http://schemas.microsoft.com/office/drawing/2014/chartex" xmlns:cx1="http://schemas.microsoft.com/office/drawing/2015/9/8/chartex" xmlns:cx2="http://schemas.microsoft.com/office/drawing/2015/10/21/chartex" xmlns:cx3="http://schemas.microsoft.com/office/drawing/2016/5/9/chartex" xmlns:cx4="http://schemas.microsoft.com/office/drawing/2016/5/10/chartex" xmlns:cx5="http://schemas.microsoft.com/office/drawing/2016/5/11/chartex" xmlns:cx6="http://schemas.microsoft.com/office/drawing/2016/5/12/chartex" xmlns:cx7="http://schemas.microsoft.com/office/drawing/2016/5/13/chartex" xmlns:cx8="http://schemas.microsoft.com/office/drawing/2016/5/14/chartex" xmlns:mc="http://schemas.openxmlformats.org/markup-compatibility/2006" xmlns:aink="http://schemas.microsoft.com/office/drawing/2016/ink" xmlns:am3d="http://schemas.microsoft.com/office/drawing/2017/model3d" xmlns:o="urn:schemas-microsoft-com:office:office" xmlns:oel="http://schemas.microsoft.com/office/2019/extlst" xmlns:r="http://schemas.openxmlformats.org/officeDocument/2006/relationships" xmlns:m="http://schemas.openxmlformats.org/officeDocument/2006/math" xmlns:v="urn:schemas-microsoft-com:vml" xmlns:wp14="http://schemas.microsoft.com/office/word/2010/wordprocessingDrawing" xmlns:wp="http://schemas.openxmlformats.org/drawingml/2006/wordprocessingDrawing" xmlns:w10="urn:schemas-microsoft-com:office:word" xmlns:w="http://schemas.openxmlformats.org/wordprocessingml/2006/main" xmlns:w14="http://schemas.microsoft.com/office/word/2010/wordml" xmlns:w15="http://schemas.microsoft.com/office/word/2012/wordml" xmlns:w16cex="http://schemas.microsoft.com/office/word/2018/wordml/cex" xmlns:w16cid="http://schemas.microsoft.com/office/word/2016/wordml/cid" xmlns:w16="http://schemas.microsoft.com/office/word/2018/wordml" xmlns:w16du="http://schemas.microsoft.com/office/word/2023/wordml/word16du" xmlns:w16sdtdh="http://schemas.microsoft.com/office/word/2020/wordml/sdtdatahash" xmlns:w16se="http://schemas.microsoft.com/office/word/2015/wordml/symex" xmlns:wpg="http://schemas.microsoft.com/office/word/2010/wordprocessingGroup" xmlns:wpi="http://schemas.microsoft.com/office/word/2010/wordprocessingInk" xmlns:wne="http://schemas.microsoft.com/office/word/2006/wordml" xmlns:wps="http://schemas.microsoft.com/office/word/2010/wordprocessingShape" mc:Ignorable="w14 w15 w16se w16cid w16 w16cex w16sdtdh w16du wp14">
+<w:ftr xmlns:wpc="http://schemas.microsoft.com/office/word/2010/wordprocessingCanvas" xmlns:cx="http://schemas.microsoft.com/office/drawing/2014/chartex" xmlns:cx1="http://schemas.microsoft.com/office/drawing/2015/9/8/chartex" xmlns:cx2="http://schemas.microsoft.com/office/drawing/2015/10/21/chartex" xmlns:cx3="http://schemas.microsoft.com/office/drawing/2016/5/9/chartex" xmlns:cx4="http://schemas.microsoft.com/office/drawing/2016/5/10/chartex" xmlns:cx5="http://schemas.microsoft.com/office/drawing/2016/5/11/chartex" xmlns:cx6="http://schemas.microsoft.com/office/drawing/2016/5/12/chartex" xmlns:cx7="http://schemas.microsoft.com/office/drawing/2016/5/13/chartex" xmlns:cx8="http://schemas.microsoft.com/office/drawing/2016/5/14/chartex" xmlns:mc="http://schemas.openxmlformats.org/markup-compatibility/2006" xmlns:aink="http://schemas.microsoft.com/office/drawing/2016/ink" xmlns:am3d="http://schemas.microsoft.com/office/drawing/2017/model3d" xmlns:o="urn:schemas-microsoft-com:office:office" xmlns:oel="http://schemas.microsoft.com/office/2019/extlst" xmlns:r="http://schemas.openxmlformats.org/officeDocument/2006/relationships" xmlns:m="http://schemas.openxmlformats.org/officeDocument/2006/math" xmlns:v="urn:schemas-microsoft-com:vml" xmlns:wp14="http://schemas.microsoft.com/office/word/2010/wordprocessingDrawing" xmlns:wp="http://schemas.openxmlformats.org/drawingml/2006/wordprocessingDrawing" xmlns:w10="urn:schemas-microsoft-com:office:word" xmlns:w="http://schemas.openxmlformats.org/wordprocessingml/2006/main" xmlns:w14="http://schemas.microsoft.com/office/word/2010/wordml" xmlns:w15="http://schemas.microsoft.com/office/word/2012/wordml" xmlns:w16cex="http://schemas.microsoft.com/office/word/2018/wordml/cex" xmlns:w16cid="http://schemas.microsoft.com/office/word/2016/wordml/cid" xmlns:w16="http://schemas.microsoft.com/office/word/2018/wordml" xmlns:w16du="http://schemas.microsoft.com/office/word/2023/wordml/word16du" xmlns:w16sdtdh="http://schemas.microsoft.com/office/word/2020/wordml/sdtdatahash" xmlns:w16sdtfl="http://schemas.microsoft.com/office/word/2024/wordml/sdtformatlock" xmlns:w16se="http://schemas.microsoft.com/office/word/2015/wordml/symex" xmlns:wpg="http://schemas.microsoft.com/office/word/2010/wordprocessingGroup" xmlns:wpi="http://schemas.microsoft.com/office/word/2010/wordprocessingInk" xmlns:wne="http://schemas.microsoft.com/office/word/2006/wordml" xmlns:wps="http://schemas.microsoft.com/office/word/2010/wordprocessingShape" mc:Ignorable="w14 w15 w16se w16cid w16 w16cex w16sdtdh w16sdtfl w16du wp14">
   <w:tbl>
     <w:tblPr>
       <w:tblStyle w:val="Grilledutableau"/>
@@ -3115,7 +3094,7 @@
 </file>
 
 <file path=word/footer2.xml><?xml version="1.0" encoding="utf-8"?>
-<w:ftr xmlns:wpc="http://schemas.microsoft.com/office/word/2010/wordprocessingCanvas" xmlns:cx="http://schemas.microsoft.com/office/drawing/2014/chartex" xmlns:cx1="http://schemas.microsoft.com/office/drawing/2015/9/8/chartex" xmlns:cx2="http://schemas.microsoft.com/office/drawing/2015/10/21/chartex" xmlns:cx3="http://schemas.microsoft.com/office/drawing/2016/5/9/chartex" xmlns:cx4="http://schemas.microsoft.com/office/drawing/2016/5/10/chartex" xmlns:cx5="http://schemas.microsoft.com/office/drawing/2016/5/11/chartex" xmlns:cx6="http://schemas.microsoft.com/office/drawing/2016/5/12/chartex" xmlns:cx7="http://schemas.microsoft.com/office/drawing/2016/5/13/chartex" xmlns:cx8="http://schemas.microsoft.com/office/drawing/2016/5/14/chartex" xmlns:mc="http://schemas.openxmlformats.org/markup-compatibility/2006" xmlns:aink="http://schemas.microsoft.com/office/drawing/2016/ink" xmlns:am3d="http://schemas.microsoft.com/office/drawing/2017/model3d" xmlns:o="urn:schemas-microsoft-com:office:office" xmlns:oel="http://schemas.microsoft.com/office/2019/extlst" xmlns:r="http://schemas.openxmlformats.org/officeDocument/2006/relationships" xmlns:m="http://schemas.openxmlformats.org/officeDocument/2006/math" xmlns:v="urn:schemas-microsoft-com:vml" xmlns:wp14="http://schemas.microsoft.com/office/word/2010/wordprocessingDrawing" xmlns:wp="http://schemas.openxmlformats.org/drawingml/2006/wordprocessingDrawing" xmlns:w10="urn:schemas-microsoft-com:office:word" xmlns:w="http://schemas.openxmlformats.org/wordprocessingml/2006/main" xmlns:w14="http://schemas.microsoft.com/office/word/2010/wordml" xmlns:w15="http://schemas.microsoft.com/office/word/2012/wordml" xmlns:w16cex="http://schemas.microsoft.com/office/word/2018/wordml/cex" xmlns:w16cid="http://schemas.microsoft.com/office/word/2016/wordml/cid" xmlns:w16="http://schemas.microsoft.com/office/word/2018/wordml" xmlns:w16du="http://schemas.microsoft.com/office/word/2023/wordml/word16du" xmlns:w16sdtdh="http://schemas.microsoft.com/office/word/2020/wordml/sdtdatahash" xmlns:w16se="http://schemas.microsoft.com/office/word/2015/wordml/symex" xmlns:wpg="http://schemas.microsoft.com/office/word/2010/wordprocessingGroup" xmlns:wpi="http://schemas.microsoft.com/office/word/2010/wordprocessingInk" xmlns:wne="http://schemas.microsoft.com/office/word/2006/wordml" xmlns:wps="http://schemas.microsoft.com/office/word/2010/wordprocessingShape" mc:Ignorable="w14 w15 w16se w16cid w16 w16cex w16sdtdh w16du wp14">
+<w:ftr xmlns:wpc="http://schemas.microsoft.com/office/word/2010/wordprocessingCanvas" xmlns:cx="http://schemas.microsoft.com/office/drawing/2014/chartex" xmlns:cx1="http://schemas.microsoft.com/office/drawing/2015/9/8/chartex" xmlns:cx2="http://schemas.microsoft.com/office/drawing/2015/10/21/chartex" xmlns:cx3="http://schemas.microsoft.com/office/drawing/2016/5/9/chartex" xmlns:cx4="http://schemas.microsoft.com/office/drawing/2016/5/10/chartex" xmlns:cx5="http://schemas.microsoft.com/office/drawing/2016/5/11/chartex" xmlns:cx6="http://schemas.microsoft.com/office/drawing/2016/5/12/chartex" xmlns:cx7="http://schemas.microsoft.com/office/drawing/2016/5/13/chartex" xmlns:cx8="http://schemas.microsoft.com/office/drawing/2016/5/14/chartex" xmlns:mc="http://schemas.openxmlformats.org/markup-compatibility/2006" xmlns:aink="http://schemas.microsoft.com/office/drawing/2016/ink" xmlns:am3d="http://schemas.microsoft.com/office/drawing/2017/model3d" xmlns:o="urn:schemas-microsoft-com:office:office" xmlns:oel="http://schemas.microsoft.com/office/2019/extlst" xmlns:r="http://schemas.openxmlformats.org/officeDocument/2006/relationships" xmlns:m="http://schemas.openxmlformats.org/officeDocument/2006/math" xmlns:v="urn:schemas-microsoft-com:vml" xmlns:wp14="http://schemas.microsoft.com/office/word/2010/wordprocessingDrawing" xmlns:wp="http://schemas.openxmlformats.org/drawingml/2006/wordprocessingDrawing" xmlns:w10="urn:schemas-microsoft-com:office:word" xmlns:w="http://schemas.openxmlformats.org/wordprocessingml/2006/main" xmlns:w14="http://schemas.microsoft.com/office/word/2010/wordml" xmlns:w15="http://schemas.microsoft.com/office/word/2012/wordml" xmlns:w16cex="http://schemas.microsoft.com/office/word/2018/wordml/cex" xmlns:w16cid="http://schemas.microsoft.com/office/word/2016/wordml/cid" xmlns:w16="http://schemas.microsoft.com/office/word/2018/wordml" xmlns:w16du="http://schemas.microsoft.com/office/word/2023/wordml/word16du" xmlns:w16sdtdh="http://schemas.microsoft.com/office/word/2020/wordml/sdtdatahash" xmlns:w16sdtfl="http://schemas.microsoft.com/office/word/2024/wordml/sdtformatlock" xmlns:w16se="http://schemas.microsoft.com/office/word/2015/wordml/symex" xmlns:wpg="http://schemas.microsoft.com/office/word/2010/wordprocessingGroup" xmlns:wpi="http://schemas.microsoft.com/office/word/2010/wordprocessingInk" xmlns:wne="http://schemas.microsoft.com/office/word/2006/wordml" xmlns:wps="http://schemas.microsoft.com/office/word/2010/wordprocessingShape" mc:Ignorable="w14 w15 w16se w16cid w16 w16cex w16sdtdh w16sdtfl w16du wp14">
   <w:tbl>
     <w:tblPr>
       <w:tblStyle w:val="Grilledutableau"/>
@@ -3239,7 +3218,7 @@
 </file>
 
 <file path=word/footnotes.xml><?xml version="1.0" encoding="utf-8"?>
-<w:footnotes xmlns:wpc="http://schemas.microsoft.com/office/word/2010/wordprocessingCanvas" xmlns:cx="http://schemas.microsoft.com/office/drawing/2014/chartex" xmlns:cx1="http://schemas.microsoft.com/office/drawing/2015/9/8/chartex" xmlns:cx2="http://schemas.microsoft.com/office/drawing/2015/10/21/chartex" xmlns:cx3="http://schemas.microsoft.com/office/drawing/2016/5/9/chartex" xmlns:cx4="http://schemas.microsoft.com/office/drawing/2016/5/10/chartex" xmlns:cx5="http://schemas.microsoft.com/office/drawing/2016/5/11/chartex" xmlns:cx6="http://schemas.microsoft.com/office/drawing/2016/5/12/chartex" xmlns:cx7="http://schemas.microsoft.com/office/drawing/2016/5/13/chartex" xmlns:cx8="http://schemas.microsoft.com/office/drawing/2016/5/14/chartex" xmlns:mc="http://schemas.openxmlformats.org/markup-compatibility/2006" xmlns:aink="http://schemas.microsoft.com/office/drawing/2016/ink" xmlns:am3d="http://schemas.microsoft.com/office/drawing/2017/model3d" xmlns:o="urn:schemas-microsoft-com:office:office" xmlns:oel="http://schemas.microsoft.com/office/2019/extlst" xmlns:r="http://schemas.openxmlformats.org/officeDocument/2006/relationships" xmlns:m="http://schemas.openxmlformats.org/officeDocument/2006/math" xmlns:v="urn:schemas-microsoft-com:vml" xmlns:wp14="http://schemas.microsoft.com/office/word/2010/wordprocessingDrawing" xmlns:wp="http://schemas.openxmlformats.org/drawingml/2006/wordprocessingDrawing" xmlns:w10="urn:schemas-microsoft-com:office:word" xmlns:w="http://schemas.openxmlformats.org/wordprocessingml/2006/main" xmlns:w14="http://schemas.microsoft.com/office/word/2010/wordml" xmlns:w15="http://schemas.microsoft.com/office/word/2012/wordml" xmlns:w16cex="http://schemas.microsoft.com/office/word/2018/wordml/cex" xmlns:w16cid="http://schemas.microsoft.com/office/word/2016/wordml/cid" xmlns:w16="http://schemas.microsoft.com/office/word/2018/wordml" xmlns:w16du="http://schemas.microsoft.com/office/word/2023/wordml/word16du" xmlns:w16sdtdh="http://schemas.microsoft.com/office/word/2020/wordml/sdtdatahash" xmlns:w16se="http://schemas.microsoft.com/office/word/2015/wordml/symex" xmlns:wpg="http://schemas.microsoft.com/office/word/2010/wordprocessingGroup" xmlns:wpi="http://schemas.microsoft.com/office/word/2010/wordprocessingInk" xmlns:wne="http://schemas.microsoft.com/office/word/2006/wordml" xmlns:wps="http://schemas.microsoft.com/office/word/2010/wordprocessingShape" mc:Ignorable="w14 w15 w16se w16cid w16 w16cex w16sdtdh w16du wp14">
+<w:footnotes xmlns:wpc="http://schemas.microsoft.com/office/word/2010/wordprocessingCanvas" xmlns:cx="http://schemas.microsoft.com/office/drawing/2014/chartex" xmlns:cx1="http://schemas.microsoft.com/office/drawing/2015/9/8/chartex" xmlns:cx2="http://schemas.microsoft.com/office/drawing/2015/10/21/chartex" xmlns:cx3="http://schemas.microsoft.com/office/drawing/2016/5/9/chartex" xmlns:cx4="http://schemas.microsoft.com/office/drawing/2016/5/10/chartex" xmlns:cx5="http://schemas.microsoft.com/office/drawing/2016/5/11/chartex" xmlns:cx6="http://schemas.microsoft.com/office/drawing/2016/5/12/chartex" xmlns:cx7="http://schemas.microsoft.com/office/drawing/2016/5/13/chartex" xmlns:cx8="http://schemas.microsoft.com/office/drawing/2016/5/14/chartex" xmlns:mc="http://schemas.openxmlformats.org/markup-compatibility/2006" xmlns:aink="http://schemas.microsoft.com/office/drawing/2016/ink" xmlns:am3d="http://schemas.microsoft.com/office/drawing/2017/model3d" xmlns:o="urn:schemas-microsoft-com:office:office" xmlns:oel="http://schemas.microsoft.com/office/2019/extlst" xmlns:r="http://schemas.openxmlformats.org/officeDocument/2006/relationships" xmlns:m="http://schemas.openxmlformats.org/officeDocument/2006/math" xmlns:v="urn:schemas-microsoft-com:vml" xmlns:wp14="http://schemas.microsoft.com/office/word/2010/wordprocessingDrawing" xmlns:wp="http://schemas.openxmlformats.org/drawingml/2006/wordprocessingDrawing" xmlns:w10="urn:schemas-microsoft-com:office:word" xmlns:w="http://schemas.openxmlformats.org/wordprocessingml/2006/main" xmlns:w14="http://schemas.microsoft.com/office/word/2010/wordml" xmlns:w15="http://schemas.microsoft.com/office/word/2012/wordml" xmlns:w16cex="http://schemas.microsoft.com/office/word/2018/wordml/cex" xmlns:w16cid="http://schemas.microsoft.com/office/word/2016/wordml/cid" xmlns:w16="http://schemas.microsoft.com/office/word/2018/wordml" xmlns:w16du="http://schemas.microsoft.com/office/word/2023/wordml/word16du" xmlns:w16sdtdh="http://schemas.microsoft.com/office/word/2020/wordml/sdtdatahash" xmlns:w16sdtfl="http://schemas.microsoft.com/office/word/2024/wordml/sdtformatlock" xmlns:w16se="http://schemas.microsoft.com/office/word/2015/wordml/symex" xmlns:wpg="http://schemas.microsoft.com/office/word/2010/wordprocessingGroup" xmlns:wpi="http://schemas.microsoft.com/office/word/2010/wordprocessingInk" xmlns:wne="http://schemas.microsoft.com/office/word/2006/wordml" xmlns:wps="http://schemas.microsoft.com/office/word/2010/wordprocessingShape" mc:Ignorable="w14 w15 w16se w16cid w16 w16cex w16sdtdh w16sdtfl w16du wp14">
   <w:footnote w:type="separator" w:id="-1">
     <w:p>
       <w:pPr>
@@ -3264,7 +3243,7 @@
 </file>
 
 <file path=word/header1.xml><?xml version="1.0" encoding="utf-8"?>
-<w:hdr xmlns:wpc="http://schemas.microsoft.com/office/word/2010/wordprocessingCanvas" xmlns:cx="http://schemas.microsoft.com/office/drawing/2014/chartex" xmlns:cx1="http://schemas.microsoft.com/office/drawing/2015/9/8/chartex" xmlns:cx2="http://schemas.microsoft.com/office/drawing/2015/10/21/chartex" xmlns:cx3="http://schemas.microsoft.com/office/drawing/2016/5/9/chartex" xmlns:cx4="http://schemas.microsoft.com/office/drawing/2016/5/10/chartex" xmlns:cx5="http://schemas.microsoft.com/office/drawing/2016/5/11/chartex" xmlns:cx6="http://schemas.microsoft.com/office/drawing/2016/5/12/chartex" xmlns:cx7="http://schemas.microsoft.com/office/drawing/2016/5/13/chartex" xmlns:cx8="http://schemas.microsoft.com/office/drawing/2016/5/14/chartex" xmlns:mc="http://schemas.openxmlformats.org/markup-compatibility/2006" xmlns:aink="http://schemas.microsoft.com/office/drawing/2016/ink" xmlns:am3d="http://schemas.microsoft.com/office/drawing/2017/model3d" xmlns:o="urn:schemas-microsoft-com:office:office" xmlns:oel="http://schemas.microsoft.com/office/2019/extlst" xmlns:r="http://schemas.openxmlformats.org/officeDocument/2006/relationships" xmlns:m="http://schemas.openxmlformats.org/officeDocument/2006/math" xmlns:v="urn:schemas-microsoft-com:vml" xmlns:wp14="http://schemas.microsoft.com/office/word/2010/wordprocessingDrawing" xmlns:wp="http://schemas.openxmlformats.org/drawingml/2006/wordprocessingDrawing" xmlns:w10="urn:schemas-microsoft-com:office:word" xmlns:w="http://schemas.openxmlformats.org/wordprocessingml/2006/main" xmlns:w14="http://schemas.microsoft.com/office/word/2010/wordml" xmlns:w15="http://schemas.microsoft.com/office/word/2012/wordml" xmlns:w16cex="http://schemas.microsoft.com/office/word/2018/wordml/cex" xmlns:w16cid="http://schemas.microsoft.com/office/word/2016/wordml/cid" xmlns:w16="http://schemas.microsoft.com/office/word/2018/wordml" xmlns:w16du="http://schemas.microsoft.com/office/word/2023/wordml/word16du" xmlns:w16sdtdh="http://schemas.microsoft.com/office/word/2020/wordml/sdtdatahash" xmlns:w16se="http://schemas.microsoft.com/office/word/2015/wordml/symex" xmlns:wpg="http://schemas.microsoft.com/office/word/2010/wordprocessingGroup" xmlns:wpi="http://schemas.microsoft.com/office/word/2010/wordprocessingInk" xmlns:wne="http://schemas.microsoft.com/office/word/2006/wordml" xmlns:wps="http://schemas.microsoft.com/office/word/2010/wordprocessingShape" mc:Ignorable="w14 w15 w16se w16cid w16 w16cex w16sdtdh w16du wp14">
+<w:hdr xmlns:wpc="http://schemas.microsoft.com/office/word/2010/wordprocessingCanvas" xmlns:cx="http://schemas.microsoft.com/office/drawing/2014/chartex" xmlns:cx1="http://schemas.microsoft.com/office/drawing/2015/9/8/chartex" xmlns:cx2="http://schemas.microsoft.com/office/drawing/2015/10/21/chartex" xmlns:cx3="http://schemas.microsoft.com/office/drawing/2016/5/9/chartex" xmlns:cx4="http://schemas.microsoft.com/office/drawing/2016/5/10/chartex" xmlns:cx5="http://schemas.microsoft.com/office/drawing/2016/5/11/chartex" xmlns:cx6="http://schemas.microsoft.com/office/drawing/2016/5/12/chartex" xmlns:cx7="http://schemas.microsoft.com/office/drawing/2016/5/13/chartex" xmlns:cx8="http://schemas.microsoft.com/office/drawing/2016/5/14/chartex" xmlns:mc="http://schemas.openxmlformats.org/markup-compatibility/2006" xmlns:aink="http://schemas.microsoft.com/office/drawing/2016/ink" xmlns:am3d="http://schemas.microsoft.com/office/drawing/2017/model3d" xmlns:o="urn:schemas-microsoft-com:office:office" xmlns:oel="http://schemas.microsoft.com/office/2019/extlst" xmlns:r="http://schemas.openxmlformats.org/officeDocument/2006/relationships" xmlns:m="http://schemas.openxmlformats.org/officeDocument/2006/math" xmlns:v="urn:schemas-microsoft-com:vml" xmlns:wp14="http://schemas.microsoft.com/office/word/2010/wordprocessingDrawing" xmlns:wp="http://schemas.openxmlformats.org/drawingml/2006/wordprocessingDrawing" xmlns:w10="urn:schemas-microsoft-com:office:word" xmlns:w="http://schemas.openxmlformats.org/wordprocessingml/2006/main" xmlns:w14="http://schemas.microsoft.com/office/word/2010/wordml" xmlns:w15="http://schemas.microsoft.com/office/word/2012/wordml" xmlns:w16cex="http://schemas.microsoft.com/office/word/2018/wordml/cex" xmlns:w16cid="http://schemas.microsoft.com/office/word/2016/wordml/cid" xmlns:w16="http://schemas.microsoft.com/office/word/2018/wordml" xmlns:w16du="http://schemas.microsoft.com/office/word/2023/wordml/word16du" xmlns:w16sdtdh="http://schemas.microsoft.com/office/word/2020/wordml/sdtdatahash" xmlns:w16sdtfl="http://schemas.microsoft.com/office/word/2024/wordml/sdtformatlock" xmlns:w16se="http://schemas.microsoft.com/office/word/2015/wordml/symex" xmlns:wpg="http://schemas.microsoft.com/office/word/2010/wordprocessingGroup" xmlns:wpi="http://schemas.microsoft.com/office/word/2010/wordprocessingInk" xmlns:wne="http://schemas.microsoft.com/office/word/2006/wordml" xmlns:wps="http://schemas.microsoft.com/office/word/2010/wordprocessingShape" mc:Ignorable="w14 w15 w16se w16cid w16 w16cex w16sdtdh w16sdtfl w16du wp14">
   <w:tbl>
     <w:tblPr>
       <w:tblStyle w:val="Grilledutableau"/>
@@ -3453,7 +3432,7 @@
 </file>
 
 <file path=word/header2.xml><?xml version="1.0" encoding="utf-8"?>
-<w:hdr xmlns:wpc="http://schemas.microsoft.com/office/word/2010/wordprocessingCanvas" xmlns:cx="http://schemas.microsoft.com/office/drawing/2014/chartex" xmlns:cx1="http://schemas.microsoft.com/office/drawing/2015/9/8/chartex" xmlns:cx2="http://schemas.microsoft.com/office/drawing/2015/10/21/chartex" xmlns:cx3="http://schemas.microsoft.com/office/drawing/2016/5/9/chartex" xmlns:cx4="http://schemas.microsoft.com/office/drawing/2016/5/10/chartex" xmlns:cx5="http://schemas.microsoft.com/office/drawing/2016/5/11/chartex" xmlns:cx6="http://schemas.microsoft.com/office/drawing/2016/5/12/chartex" xmlns:cx7="http://schemas.microsoft.com/office/drawing/2016/5/13/chartex" xmlns:cx8="http://schemas.microsoft.com/office/drawing/2016/5/14/chartex" xmlns:mc="http://schemas.openxmlformats.org/markup-compatibility/2006" xmlns:aink="http://schemas.microsoft.com/office/drawing/2016/ink" xmlns:am3d="http://schemas.microsoft.com/office/drawing/2017/model3d" xmlns:o="urn:schemas-microsoft-com:office:office" xmlns:oel="http://schemas.microsoft.com/office/2019/extlst" xmlns:r="http://schemas.openxmlformats.org/officeDocument/2006/relationships" xmlns:m="http://schemas.openxmlformats.org/officeDocument/2006/math" xmlns:v="urn:schemas-microsoft-com:vml" xmlns:wp14="http://schemas.microsoft.com/office/word/2010/wordprocessingDrawing" xmlns:wp="http://schemas.openxmlformats.org/drawingml/2006/wordprocessingDrawing" xmlns:w10="urn:schemas-microsoft-com:office:word" xmlns:w="http://schemas.openxmlformats.org/wordprocessingml/2006/main" xmlns:w14="http://schemas.microsoft.com/office/word/2010/wordml" xmlns:w15="http://schemas.microsoft.com/office/word/2012/wordml" xmlns:w16cex="http://schemas.microsoft.com/office/word/2018/wordml/cex" xmlns:w16cid="http://schemas.microsoft.com/office/word/2016/wordml/cid" xmlns:w16="http://schemas.microsoft.com/office/word/2018/wordml" xmlns:w16du="http://schemas.microsoft.com/office/word/2023/wordml/word16du" xmlns:w16sdtdh="http://schemas.microsoft.com/office/word/2020/wordml/sdtdatahash" xmlns:w16se="http://schemas.microsoft.com/office/word/2015/wordml/symex" xmlns:wpg="http://schemas.microsoft.com/office/word/2010/wordprocessingGroup" xmlns:wpi="http://schemas.microsoft.com/office/word/2010/wordprocessingInk" xmlns:wne="http://schemas.microsoft.com/office/word/2006/wordml" xmlns:wps="http://schemas.microsoft.com/office/word/2010/wordprocessingShape" mc:Ignorable="w14 w15 w16se w16cid w16 w16cex w16sdtdh w16du wp14">
+<w:hdr xmlns:wpc="http://schemas.microsoft.com/office/word/2010/wordprocessingCanvas" xmlns:cx="http://schemas.microsoft.com/office/drawing/2014/chartex" xmlns:cx1="http://schemas.microsoft.com/office/drawing/2015/9/8/chartex" xmlns:cx2="http://schemas.microsoft.com/office/drawing/2015/10/21/chartex" xmlns:cx3="http://schemas.microsoft.com/office/drawing/2016/5/9/chartex" xmlns:cx4="http://schemas.microsoft.com/office/drawing/2016/5/10/chartex" xmlns:cx5="http://schemas.microsoft.com/office/drawing/2016/5/11/chartex" xmlns:cx6="http://schemas.microsoft.com/office/drawing/2016/5/12/chartex" xmlns:cx7="http://schemas.microsoft.com/office/drawing/2016/5/13/chartex" xmlns:cx8="http://schemas.microsoft.com/office/drawing/2016/5/14/chartex" xmlns:mc="http://schemas.openxmlformats.org/markup-compatibility/2006" xmlns:aink="http://schemas.microsoft.com/office/drawing/2016/ink" xmlns:am3d="http://schemas.microsoft.com/office/drawing/2017/model3d" xmlns:o="urn:schemas-microsoft-com:office:office" xmlns:oel="http://schemas.microsoft.com/office/2019/extlst" xmlns:r="http://schemas.openxmlformats.org/officeDocument/2006/relationships" xmlns:m="http://schemas.openxmlformats.org/officeDocument/2006/math" xmlns:v="urn:schemas-microsoft-com:vml" xmlns:wp14="http://schemas.microsoft.com/office/word/2010/wordprocessingDrawing" xmlns:wp="http://schemas.openxmlformats.org/drawingml/2006/wordprocessingDrawing" xmlns:w10="urn:schemas-microsoft-com:office:word" xmlns:w="http://schemas.openxmlformats.org/wordprocessingml/2006/main" xmlns:w14="http://schemas.microsoft.com/office/word/2010/wordml" xmlns:w15="http://schemas.microsoft.com/office/word/2012/wordml" xmlns:w16cex="http://schemas.microsoft.com/office/word/2018/wordml/cex" xmlns:w16cid="http://schemas.microsoft.com/office/word/2016/wordml/cid" xmlns:w16="http://schemas.microsoft.com/office/word/2018/wordml" xmlns:w16du="http://schemas.microsoft.com/office/word/2023/wordml/word16du" xmlns:w16sdtdh="http://schemas.microsoft.com/office/word/2020/wordml/sdtdatahash" xmlns:w16sdtfl="http://schemas.microsoft.com/office/word/2024/wordml/sdtformatlock" xmlns:w16se="http://schemas.microsoft.com/office/word/2015/wordml/symex" xmlns:wpg="http://schemas.microsoft.com/office/word/2010/wordprocessingGroup" xmlns:wpi="http://schemas.microsoft.com/office/word/2010/wordprocessingInk" xmlns:wne="http://schemas.microsoft.com/office/word/2006/wordml" xmlns:wps="http://schemas.microsoft.com/office/word/2010/wordprocessingShape" mc:Ignorable="w14 w15 w16se w16cid w16 w16cex w16sdtdh w16sdtfl w16du wp14">
   <w:tbl>
     <w:tblPr>
       <w:tblStyle w:val="Grilledutableau"/>
@@ -3642,7 +3621,7 @@
 </file>
 
 <file path=word/numbering.xml><?xml version="1.0" encoding="utf-8"?>
-<w:numbering xmlns:wpc="http://schemas.microsoft.com/office/word/2010/wordprocessingCanvas" xmlns:cx="http://schemas.microsoft.com/office/drawing/2014/chartex" xmlns:cx1="http://schemas.microsoft.com/office/drawing/2015/9/8/chartex" xmlns:cx2="http://schemas.microsoft.com/office/drawing/2015/10/21/chartex" xmlns:cx3="http://schemas.microsoft.com/office/drawing/2016/5/9/chartex" xmlns:cx4="http://schemas.microsoft.com/office/drawing/2016/5/10/chartex" xmlns:cx5="http://schemas.microsoft.com/office/drawing/2016/5/11/chartex" xmlns:cx6="http://schemas.microsoft.com/office/drawing/2016/5/12/chartex" xmlns:cx7="http://schemas.microsoft.com/office/drawing/2016/5/13/chartex" xmlns:cx8="http://schemas.microsoft.com/office/drawing/2016/5/14/chartex" xmlns:mc="http://schemas.openxmlformats.org/markup-compatibility/2006" xmlns:aink="http://schemas.microsoft.com/office/drawing/2016/ink" xmlns:am3d="http://schemas.microsoft.com/office/drawing/2017/model3d" xmlns:o="urn:schemas-microsoft-com:office:office" xmlns:oel="http://schemas.microsoft.com/office/2019/extlst" xmlns:r="http://schemas.openxmlformats.org/officeDocument/2006/relationships" xmlns:m="http://schemas.openxmlformats.org/officeDocument/2006/math" xmlns:v="urn:schemas-microsoft-com:vml" xmlns:wp14="http://schemas.microsoft.com/office/word/2010/wordprocessingDrawing" xmlns:wp="http://schemas.openxmlformats.org/drawingml/2006/wordprocessingDrawing" xmlns:w10="urn:schemas-microsoft-com:office:word" xmlns:w="http://schemas.openxmlformats.org/wordprocessingml/2006/main" xmlns:w14="http://schemas.microsoft.com/office/word/2010/wordml" xmlns:w15="http://schemas.microsoft.com/office/word/2012/wordml" xmlns:w16cex="http://schemas.microsoft.com/office/word/2018/wordml/cex" xmlns:w16cid="http://schemas.microsoft.com/office/word/2016/wordml/cid" xmlns:w16="http://schemas.microsoft.com/office/word/2018/wordml" xmlns:w16du="http://schemas.microsoft.com/office/word/2023/wordml/word16du" xmlns:w16sdtdh="http://schemas.microsoft.com/office/word/2020/wordml/sdtdatahash" xmlns:w16se="http://schemas.microsoft.com/office/word/2015/wordml/symex" xmlns:wpg="http://schemas.microsoft.com/office/word/2010/wordprocessingGroup" xmlns:wpi="http://schemas.microsoft.com/office/word/2010/wordprocessingInk" xmlns:wne="http://schemas.microsoft.com/office/word/2006/wordml" xmlns:wps="http://schemas.microsoft.com/office/word/2010/wordprocessingShape" mc:Ignorable="w14 w15 w16se w16cid w16 w16cex w16sdtdh w16du wp14">
+<w:numbering xmlns:wpc="http://schemas.microsoft.com/office/word/2010/wordprocessingCanvas" xmlns:cx="http://schemas.microsoft.com/office/drawing/2014/chartex" xmlns:cx1="http://schemas.microsoft.com/office/drawing/2015/9/8/chartex" xmlns:cx2="http://schemas.microsoft.com/office/drawing/2015/10/21/chartex" xmlns:cx3="http://schemas.microsoft.com/office/drawing/2016/5/9/chartex" xmlns:cx4="http://schemas.microsoft.com/office/drawing/2016/5/10/chartex" xmlns:cx5="http://schemas.microsoft.com/office/drawing/2016/5/11/chartex" xmlns:cx6="http://schemas.microsoft.com/office/drawing/2016/5/12/chartex" xmlns:cx7="http://schemas.microsoft.com/office/drawing/2016/5/13/chartex" xmlns:cx8="http://schemas.microsoft.com/office/drawing/2016/5/14/chartex" xmlns:mc="http://schemas.openxmlformats.org/markup-compatibility/2006" xmlns:aink="http://schemas.microsoft.com/office/drawing/2016/ink" xmlns:am3d="http://schemas.microsoft.com/office/drawing/2017/model3d" xmlns:o="urn:schemas-microsoft-com:office:office" xmlns:oel="http://schemas.microsoft.com/office/2019/extlst" xmlns:r="http://schemas.openxmlformats.org/officeDocument/2006/relationships" xmlns:m="http://schemas.openxmlformats.org/officeDocument/2006/math" xmlns:v="urn:schemas-microsoft-com:vml" xmlns:wp14="http://schemas.microsoft.com/office/word/2010/wordprocessingDrawing" xmlns:wp="http://schemas.openxmlformats.org/drawingml/2006/wordprocessingDrawing" xmlns:w10="urn:schemas-microsoft-com:office:word" xmlns:w="http://schemas.openxmlformats.org/wordprocessingml/2006/main" xmlns:w14="http://schemas.microsoft.com/office/word/2010/wordml" xmlns:w15="http://schemas.microsoft.com/office/word/2012/wordml" xmlns:w16cex="http://schemas.microsoft.com/office/word/2018/wordml/cex" xmlns:w16cid="http://schemas.microsoft.com/office/word/2016/wordml/cid" xmlns:w16="http://schemas.microsoft.com/office/word/2018/wordml" xmlns:w16du="http://schemas.microsoft.com/office/word/2023/wordml/word16du" xmlns:w16sdtdh="http://schemas.microsoft.com/office/word/2020/wordml/sdtdatahash" xmlns:w16sdtfl="http://schemas.microsoft.com/office/word/2024/wordml/sdtformatlock" xmlns:w16se="http://schemas.microsoft.com/office/word/2015/wordml/symex" xmlns:wpg="http://schemas.microsoft.com/office/word/2010/wordprocessingGroup" xmlns:wpi="http://schemas.microsoft.com/office/word/2010/wordprocessingInk" xmlns:wne="http://schemas.microsoft.com/office/word/2006/wordml" xmlns:wps="http://schemas.microsoft.com/office/word/2010/wordprocessingShape" mc:Ignorable="w14 w15 w16se w16cid w16 w16cex w16sdtdh w16sdtfl w16du wp14">
   <w:abstractNum w:abstractNumId="0" w15:restartNumberingAfterBreak="0">
     <w:nsid w:val="003C303B"/>
     <w:multiLevelType w:val="hybridMultilevel"/>
@@ -5829,7 +5808,7 @@
 </file>
 
 <file path=word/styles.xml><?xml version="1.0" encoding="utf-8"?>
-<w:styles xmlns:mc="http://schemas.openxmlformats.org/markup-compatibility/2006" xmlns:r="http://schemas.openxmlformats.org/officeDocument/2006/relationships" xmlns:w="http://schemas.openxmlformats.org/wordprocessingml/2006/main" xmlns:w14="http://schemas.microsoft.com/office/word/2010/wordml" xmlns:w15="http://schemas.microsoft.com/office/word/2012/wordml" xmlns:w16cex="http://schemas.microsoft.com/office/word/2018/wordml/cex" xmlns:w16cid="http://schemas.microsoft.com/office/word/2016/wordml/cid" xmlns:w16="http://schemas.microsoft.com/office/word/2018/wordml" xmlns:w16du="http://schemas.microsoft.com/office/word/2023/wordml/word16du" xmlns:w16sdtdh="http://schemas.microsoft.com/office/word/2020/wordml/sdtdatahash" xmlns:w16se="http://schemas.microsoft.com/office/word/2015/wordml/symex" mc:Ignorable="w14 w15 w16se w16cid w16 w16cex w16sdtdh w16du">
+<w:styles xmlns:mc="http://schemas.openxmlformats.org/markup-compatibility/2006" xmlns:r="http://schemas.openxmlformats.org/officeDocument/2006/relationships" xmlns:w="http://schemas.openxmlformats.org/wordprocessingml/2006/main" xmlns:w14="http://schemas.microsoft.com/office/word/2010/wordml" xmlns:w15="http://schemas.microsoft.com/office/word/2012/wordml" xmlns:w16cex="http://schemas.microsoft.com/office/word/2018/wordml/cex" xmlns:w16cid="http://schemas.microsoft.com/office/word/2016/wordml/cid" xmlns:w16="http://schemas.microsoft.com/office/word/2018/wordml" xmlns:w16du="http://schemas.microsoft.com/office/word/2023/wordml/word16du" xmlns:w16sdtdh="http://schemas.microsoft.com/office/word/2020/wordml/sdtdatahash" xmlns:w16sdtfl="http://schemas.microsoft.com/office/word/2024/wordml/sdtformatlock" xmlns:w16se="http://schemas.microsoft.com/office/word/2015/wordml/symex" mc:Ignorable="w14 w15 w16se w16cid w16 w16cex w16sdtdh w16sdtfl w16du">
   <w:docDefaults>
     <w:rPrDefault>
       <w:rPr>

--- a/12_ChoixSyntheseCorrecteur/01_BGR-300_12_ChoixSyntheseCorrecteur_Boule.docx
+++ b/12_ChoixSyntheseCorrecteur/01_BGR-300_12_ChoixSyntheseCorrecteur_Boule.docx
@@ -2910,6 +2910,16 @@
         </w:tc>
       </w:tr>
     </w:tbl>
+    <w:p/>
+    <w:p>
+      <w:pPr>
+        <w:spacing w:after="160" w:line="259" w:lineRule="auto"/>
+        <w:jc w:val="left"/>
+      </w:pPr>
+      <w:r>
+        <w:br w:type="page"/>
+      </w:r>
+    </w:p>
     <w:p/>
     <w:sectPr>
       <w:headerReference w:type="default" r:id="rId7"/>
